--- a/zaini_case_audit_output/outputs/word/documents/171_مرفقات الشكوى.docx
+++ b/zaini_case_audit_output/outputs/word/documents/171_مرفقات الشكوى.docx
@@ -21,20 +21,6 @@
         <w:rPr>
           <w:b w:val="0"/>
           <w:i/>
-          <w:color w:val="555555"/>
-        </w:rPr>
-        <w:t>الرقم: 171 | النوع: شكوى | التاريخ:  | القسم: ن. شكوى أسامة زيني إلى ولي العهد ـ 17-11-1445 (9 ملفات)</w:t>
-      </w:r>
-    </w:p>
-    <w:p>
-      <w:pPr>
-        <w:jc w:val="right"/>
-        <w:bidi/>
-      </w:pPr>
-      <w:r>
-        <w:rPr>
-          <w:b w:val="0"/>
-          <w:i/>
           <w:color w:val="0563C1"/>
         </w:rPr>
         <w:t>الرابط: https://drive.google.com/file/d/1_DMK_W-JS_59vkVeyaJeuJ0F7HVoEggH/view</w:t>
@@ -65,6 +51,106 @@
           <w:color w:val="C00000"/>
         </w:rPr>
         <w:t>[نص ممسوح OCR صُحِّح ترتيبه آلياً — قد يحتوي أخطاء طفيفة]</w:t>
+      </w:r>
+    </w:p>
+    <w:p>
+      <w:pPr>
+        <w:pStyle w:val="Heading2"/>
+        <w:jc w:val="right"/>
+        <w:bidi/>
+      </w:pPr>
+      <w:r>
+        <w:t>بطاقة تعريف المستند</w:t>
+      </w:r>
+    </w:p>
+    <w:p>
+      <w:pPr>
+        <w:jc w:val="right"/>
+        <w:bidi/>
+      </w:pPr>
+      <w:r>
+        <w:rPr>
+          <w:b/>
+        </w:rPr>
+        <w:t xml:space="preserve">نوع المستند: </w:t>
+      </w:r>
+      <w:r>
+        <w:t>شكوى</w:t>
+      </w:r>
+    </w:p>
+    <w:p>
+      <w:pPr>
+        <w:jc w:val="right"/>
+        <w:bidi/>
+      </w:pPr>
+      <w:r>
+        <w:rPr>
+          <w:b/>
+        </w:rPr>
+        <w:t xml:space="preserve">الجهة المصدِرة: </w:t>
+      </w:r>
+      <w:r>
+        <w:t>محكمة الاستئناف</w:t>
+      </w:r>
+    </w:p>
+    <w:p>
+      <w:pPr>
+        <w:jc w:val="right"/>
+        <w:bidi/>
+      </w:pPr>
+      <w:r>
+        <w:rPr>
+          <w:b/>
+        </w:rPr>
+        <w:t xml:space="preserve">رقم القضية: </w:t>
+      </w:r>
+      <w:r>
+        <w:t>42824717</w:t>
+      </w:r>
+    </w:p>
+    <w:p>
+      <w:pPr>
+        <w:jc w:val="right"/>
+        <w:bidi/>
+      </w:pPr>
+      <w:r>
+        <w:rPr>
+          <w:b/>
+        </w:rPr>
+        <w:t xml:space="preserve">رقم الصك/الحكم: </w:t>
+      </w:r>
+      <w:r>
+        <w:t>4530241622</w:t>
+      </w:r>
+    </w:p>
+    <w:p>
+      <w:pPr>
+        <w:jc w:val="right"/>
+        <w:bidi/>
+      </w:pPr>
+      <w:r>
+        <w:rPr>
+          <w:b/>
+        </w:rPr>
+        <w:t xml:space="preserve">الأطراف: </w:t>
+      </w:r>
+      <w:r>
+        <w:t>عدنان زيني، أسامة زيني، أحمد زيني (المورّث)، عاتقة الحرازي</w:t>
+      </w:r>
+    </w:p>
+    <w:p>
+      <w:pPr>
+        <w:jc w:val="right"/>
+        <w:bidi/>
+      </w:pPr>
+      <w:r>
+        <w:rPr>
+          <w:b/>
+        </w:rPr>
+        <w:t xml:space="preserve">مبالغ بارزة: </w:t>
+      </w:r>
+      <w:r>
+        <w:t>368,757,931، 331,882,138، 137,631,929 ريال</w:t>
       </w:r>
     </w:p>
     <w:p/>
